--- a/Repetitio_QR.docx
+++ b/Repetitio_QR.docx
@@ -85,7 +85,9 @@
         <w:rPr>
           <w:sz w:val="22"/>
         </w:rPr>
-        <w:t>90 Trainer, je 36 Aufgaben in 6 Schwierigkeitsstufen.</w:t>
+        <w:t>123 Karteikarten: Analysis, Analytische Geometrie, Stochastik.</w:t>
+        <w:br/>
+        <w:t>Wie mache ich X? — Formel, Merksatz, Beispiel. Grundkurs und Leistungskurs.</w:t>
         <w:br/>
         <w:t>Laeuft direkt im Browser — keine Anmeldung, keine App noetig.</w:t>
       </w:r>
